--- a/ai_12/andrii_chumak/Epic_2/Звіт по Epic 2.docx
+++ b/ai_12/andrii_chumak/Epic_2/Звіт по Epic 2.docx
@@ -4,55 +4,66 @@
   <w:body>
     <w:p>
       <w:pPr>
+        <w:spacing w:after="0" w:line="240" w:lineRule="auto"/>
         <w:jc w:val="center"/>
         <w:rPr>
           <w:rFonts w:ascii="Times New Roman" w:eastAsia="Times New Roman" w:hAnsi="Times New Roman" w:cs="Times New Roman"/>
+          <w:sz w:val="24"/>
+          <w:szCs w:val="24"/>
+          <w:lang w:val="ru-RU"/>
+        </w:rPr>
+      </w:pPr>
+      <w:r>
+        <w:rPr>
+          <w:rFonts w:ascii="Times New Roman" w:eastAsia="Times New Roman" w:hAnsi="Times New Roman" w:cs="Times New Roman"/>
+          <w:color w:val="000000"/>
           <w:sz w:val="28"/>
           <w:szCs w:val="28"/>
-        </w:rPr>
-      </w:pPr>
-      <w:r>
-        <w:rPr>
-          <w:rFonts w:ascii="Times New Roman" w:eastAsia="Times New Roman" w:hAnsi="Times New Roman" w:cs="Times New Roman"/>
+          <w:lang w:val="ru-RU"/>
+        </w:rPr>
+        <w:t>Міністерство освіти і науки України</w:t>
+      </w:r>
+    </w:p>
+    <w:p>
+      <w:pPr>
+        <w:spacing w:after="0" w:line="240" w:lineRule="auto"/>
+        <w:jc w:val="center"/>
+        <w:rPr>
+          <w:rFonts w:ascii="Times New Roman" w:eastAsia="Times New Roman" w:hAnsi="Times New Roman" w:cs="Times New Roman"/>
+          <w:sz w:val="24"/>
+          <w:szCs w:val="24"/>
+          <w:lang w:val="ru-RU"/>
+        </w:rPr>
+      </w:pPr>
+      <w:r>
+        <w:rPr>
+          <w:rFonts w:ascii="Times New Roman" w:eastAsia="Times New Roman" w:hAnsi="Times New Roman" w:cs="Times New Roman"/>
+          <w:color w:val="000000"/>
           <w:sz w:val="28"/>
           <w:szCs w:val="28"/>
-        </w:rPr>
-        <w:t>Міністерство освіти і науки України</w:t>
-      </w:r>
-    </w:p>
-    <w:p>
-      <w:pPr>
+          <w:lang w:val="ru-RU"/>
+        </w:rPr>
+        <w:t>Національний університет «Львівська політехніка»</w:t>
+      </w:r>
+    </w:p>
+    <w:p>
+      <w:pPr>
+        <w:spacing w:after="0" w:line="240" w:lineRule="auto"/>
         <w:jc w:val="center"/>
         <w:rPr>
           <w:rFonts w:ascii="Times New Roman" w:eastAsia="Times New Roman" w:hAnsi="Times New Roman" w:cs="Times New Roman"/>
+          <w:sz w:val="24"/>
+          <w:szCs w:val="24"/>
+          <w:lang w:val="ru-RU"/>
+        </w:rPr>
+      </w:pPr>
+      <w:r>
+        <w:rPr>
+          <w:rFonts w:ascii="Times New Roman" w:eastAsia="Times New Roman" w:hAnsi="Times New Roman" w:cs="Times New Roman"/>
+          <w:color w:val="000000"/>
           <w:sz w:val="28"/>
           <w:szCs w:val="28"/>
-        </w:rPr>
-      </w:pPr>
-      <w:r>
-        <w:rPr>
-          <w:rFonts w:ascii="Times New Roman" w:eastAsia="Times New Roman" w:hAnsi="Times New Roman" w:cs="Times New Roman"/>
-          <w:sz w:val="28"/>
-          <w:szCs w:val="28"/>
-        </w:rPr>
-        <w:t>Національний університет «Львівська політехніка»</w:t>
-      </w:r>
-    </w:p>
-    <w:p>
-      <w:pPr>
-        <w:spacing w:after="0" w:line="360" w:lineRule="auto"/>
-        <w:jc w:val="center"/>
-        <w:rPr>
-          <w:rFonts w:ascii="Times New Roman" w:eastAsia="Times New Roman" w:hAnsi="Times New Roman" w:cs="Times New Roman"/>
-          <w:sz w:val="28"/>
-          <w:szCs w:val="28"/>
-        </w:rPr>
-      </w:pPr>
-      <w:r>
-        <w:rPr>
-          <w:rFonts w:ascii="Times New Roman" w:eastAsia="Times New Roman" w:hAnsi="Times New Roman" w:cs="Times New Roman"/>
-          <w:sz w:val="28"/>
-          <w:szCs w:val="28"/>
+          <w:lang w:val="ru-RU"/>
         </w:rPr>
         <w:t>Кафедра систем штучного інтелекту</w:t>
       </w:r>
@@ -194,274 +205,228 @@
     </w:p>
     <w:p>
       <w:pPr>
-        <w:spacing w:line="240" w:lineRule="auto"/>
+        <w:spacing w:after="0" w:line="240" w:lineRule="auto"/>
         <w:jc w:val="center"/>
         <w:rPr>
           <w:rFonts w:ascii="Times New Roman" w:eastAsia="Times New Roman" w:hAnsi="Times New Roman" w:cs="Times New Roman"/>
+          <w:sz w:val="24"/>
+          <w:szCs w:val="24"/>
+          <w:lang w:val="ru-RU"/>
+        </w:rPr>
+      </w:pPr>
+      <w:r>
+        <w:rPr>
+          <w:rFonts w:ascii="Times New Roman" w:eastAsia="Times New Roman" w:hAnsi="Times New Roman" w:cs="Times New Roman"/>
           <w:b/>
-          <w:sz w:val="40"/>
-          <w:szCs w:val="40"/>
-        </w:rPr>
-      </w:pPr>
+          <w:bCs/>
+          <w:color w:val="000000"/>
+          <w:sz w:val="56"/>
+          <w:szCs w:val="56"/>
+          <w:lang w:val="ru-RU"/>
+        </w:rPr>
+        <w:t>Звіт</w:t>
+      </w:r>
       <w:r>
         <w:rPr>
           <w:rFonts w:ascii="Times New Roman" w:eastAsia="Times New Roman" w:hAnsi="Times New Roman" w:cs="Times New Roman"/>
           <w:b/>
-          <w:sz w:val="40"/>
-          <w:szCs w:val="40"/>
-        </w:rPr>
-        <w:t>Звіт</w:t>
-      </w:r>
-    </w:p>
-    <w:p>
-      <w:pPr>
-        <w:spacing w:line="240" w:lineRule="auto"/>
-        <w:jc w:val="center"/>
-        <w:rPr>
-          <w:rFonts w:ascii="Times New Roman" w:eastAsia="Times New Roman" w:hAnsi="Times New Roman" w:cs="Times New Roman"/>
-          <w:sz w:val="28"/>
-          <w:szCs w:val="28"/>
-        </w:rPr>
-      </w:pPr>
-      <w:r>
-        <w:rPr>
-          <w:rFonts w:ascii="Times New Roman" w:eastAsia="Times New Roman" w:hAnsi="Times New Roman" w:cs="Times New Roman"/>
-          <w:sz w:val="28"/>
-          <w:szCs w:val="28"/>
-        </w:rPr>
-        <w:t xml:space="preserve">про виконання </w:t>
-      </w:r>
-    </w:p>
-    <w:p>
-      <w:pPr>
-        <w:tabs>
-          <w:tab w:val="center" w:pos="4819"/>
-          <w:tab w:val="left" w:pos="7468"/>
-        </w:tabs>
-        <w:spacing w:line="240" w:lineRule="auto"/>
-        <w:rPr>
-          <w:rFonts w:ascii="Times New Roman" w:eastAsia="Times New Roman" w:hAnsi="Times New Roman" w:cs="Times New Roman"/>
-          <w:b/>
-          <w:sz w:val="28"/>
-          <w:szCs w:val="28"/>
-          <w:lang w:val="en-US"/>
-        </w:rPr>
-      </w:pPr>
-      <w:r>
-        <w:rPr>
-          <w:rFonts w:ascii="Times New Roman" w:eastAsia="Times New Roman" w:hAnsi="Times New Roman" w:cs="Times New Roman"/>
-          <w:b/>
-          <w:sz w:val="28"/>
-          <w:szCs w:val="28"/>
-        </w:rPr>
-        <w:tab/>
-        <w:t xml:space="preserve">Лабораторних та практичних робіт </w:t>
-      </w:r>
-      <w:r>
-        <w:rPr>
-          <w:rFonts w:ascii="Times New Roman" w:eastAsia="Times New Roman" w:hAnsi="Times New Roman" w:cs="Times New Roman"/>
-          <w:b/>
+          <w:bCs/>
+          <w:color w:val="000000"/>
           <w:sz w:val="28"/>
           <w:szCs w:val="28"/>
           <w:lang w:val="ru-RU"/>
         </w:rPr>
-        <w:t>(</w:t>
-      </w:r>
+        <w:t> </w:t>
+      </w:r>
+    </w:p>
+    <w:p>
+      <w:pPr>
+        <w:spacing w:after="0" w:line="240" w:lineRule="auto"/>
+        <w:jc w:val="center"/>
+        <w:rPr>
+          <w:rFonts w:ascii="Times New Roman" w:eastAsia="Times New Roman" w:hAnsi="Times New Roman" w:cs="Times New Roman"/>
+          <w:sz w:val="24"/>
+          <w:szCs w:val="24"/>
+          <w:lang w:val="ru-RU"/>
+        </w:rPr>
+      </w:pPr>
       <w:r>
         <w:rPr>
           <w:rFonts w:ascii="Times New Roman" w:eastAsia="Times New Roman" w:hAnsi="Times New Roman" w:cs="Times New Roman"/>
           <w:b/>
-          <w:sz w:val="28"/>
-          <w:szCs w:val="28"/>
-          <w:lang w:val="en-US"/>
-        </w:rPr>
-        <w:t>Lab</w:t>
-      </w:r>
-      <w:r>
-        <w:rPr>
-          <w:rFonts w:ascii="Times New Roman" w:eastAsia="Times New Roman" w:hAnsi="Times New Roman" w:cs="Times New Roman"/>
-          <w:b/>
+          <w:bCs/>
+          <w:color w:val="000000"/>
           <w:sz w:val="28"/>
           <w:szCs w:val="28"/>
           <w:lang w:val="ru-RU"/>
         </w:rPr>
-        <w:t xml:space="preserve"> 1. </w:t>
-      </w:r>
-      <w:r>
-        <w:rPr>
-          <w:rFonts w:ascii="Times New Roman" w:eastAsia="Times New Roman" w:hAnsi="Times New Roman" w:cs="Times New Roman"/>
-          <w:b/>
-          <w:sz w:val="28"/>
-          <w:szCs w:val="28"/>
-          <w:lang w:val="en-US"/>
-        </w:rPr>
-        <w:t>Task</w:t>
-      </w:r>
-      <w:r>
-        <w:rPr>
-          <w:rFonts w:ascii="Times New Roman" w:eastAsia="Times New Roman" w:hAnsi="Times New Roman" w:cs="Times New Roman"/>
-          <w:b/>
+        <w:t>про виконання лабораторних та практичних робіт блоку № 2</w:t>
+      </w:r>
+    </w:p>
+    <w:p>
+      <w:pPr>
+        <w:spacing w:after="0" w:line="240" w:lineRule="auto"/>
+        <w:jc w:val="center"/>
+        <w:rPr>
+          <w:rFonts w:ascii="Times New Roman" w:eastAsia="Times New Roman" w:hAnsi="Times New Roman" w:cs="Times New Roman"/>
+          <w:sz w:val="24"/>
+          <w:szCs w:val="24"/>
+          <w:lang w:val="ru-RU"/>
+        </w:rPr>
+      </w:pPr>
+      <w:r>
+        <w:rPr>
+          <w:rFonts w:ascii="Times New Roman" w:eastAsia="Times New Roman" w:hAnsi="Times New Roman" w:cs="Times New Roman"/>
+          <w:color w:val="000000"/>
           <w:sz w:val="28"/>
           <w:szCs w:val="28"/>
           <w:lang w:val="ru-RU"/>
         </w:rPr>
-        <w:t xml:space="preserve"> 1,2</w:t>
-      </w:r>
-      <w:r>
-        <w:rPr>
-          <w:rFonts w:ascii="Times New Roman" w:eastAsia="Times New Roman" w:hAnsi="Times New Roman" w:cs="Times New Roman"/>
-          <w:b/>
+        <w:t>На тему:  «</w:t>
+      </w:r>
+      <w:r>
+        <w:rPr>
+          <w:rFonts w:ascii="Times New Roman" w:eastAsia="Times New Roman" w:hAnsi="Times New Roman" w:cs="Times New Roman"/>
+          <w:color w:val="000000"/>
+          <w:sz w:val="24"/>
+          <w:szCs w:val="24"/>
+          <w:lang w:val="ru-RU"/>
+        </w:rPr>
+        <w:t xml:space="preserve"> </w:t>
+      </w:r>
+      <w:r>
+        <w:rPr>
+          <w:rFonts w:ascii="Times New Roman" w:eastAsia="Times New Roman" w:hAnsi="Times New Roman" w:cs="Times New Roman"/>
+          <w:color w:val="000000"/>
           <w:sz w:val="28"/>
           <w:szCs w:val="28"/>
           <w:lang w:val="ru-RU"/>
         </w:rPr>
-        <w:t xml:space="preserve">. </w:t>
-      </w:r>
+        <w:t>Лінійні алгоритми. Розгалужені алгоритми. Умовні та логічні оператори. Системи числення. Змінні. Константи. Типи даних. Розмір Типів Даних (Двійкова система). Ввід вивід. Базові операції та вбудовані функції. Коментарі.»</w:t>
+      </w:r>
+    </w:p>
+    <w:p>
+      <w:pPr>
+        <w:spacing w:after="0" w:line="240" w:lineRule="auto"/>
+        <w:jc w:val="center"/>
+        <w:rPr>
+          <w:rFonts w:ascii="Times New Roman" w:eastAsia="Times New Roman" w:hAnsi="Times New Roman" w:cs="Times New Roman"/>
+          <w:sz w:val="24"/>
+          <w:szCs w:val="24"/>
+          <w:lang w:val="ru-RU"/>
+        </w:rPr>
+      </w:pPr>
       <w:r>
         <w:rPr>
           <w:rFonts w:ascii="Times New Roman" w:eastAsia="Times New Roman" w:hAnsi="Times New Roman" w:cs="Times New Roman"/>
           <w:b/>
+          <w:bCs/>
+          <w:i/>
+          <w:iCs/>
+          <w:color w:val="000000"/>
           <w:sz w:val="28"/>
           <w:szCs w:val="28"/>
-          <w:lang w:val="en-US"/>
-        </w:rPr>
-        <w:t>Algotester</w:t>
-      </w:r>
-      <w:r>
-        <w:rPr>
-          <w:rFonts w:ascii="Times New Roman" w:eastAsia="Times New Roman" w:hAnsi="Times New Roman" w:cs="Times New Roman"/>
-          <w:b/>
+          <w:lang w:val="ru-RU"/>
+        </w:rPr>
+        <w:t xml:space="preserve">з дисципліни: </w:t>
+      </w:r>
+      <w:r>
+        <w:rPr>
+          <w:rFonts w:ascii="Times New Roman" w:eastAsia="Times New Roman" w:hAnsi="Times New Roman" w:cs="Times New Roman"/>
+          <w:color w:val="000000"/>
           <w:sz w:val="28"/>
           <w:szCs w:val="28"/>
-          <w:lang w:val="en-US"/>
-        </w:rPr>
-        <w:t xml:space="preserve"> </w:t>
-      </w:r>
-      <w:r>
-        <w:rPr>
-          <w:rFonts w:ascii="Times New Roman" w:eastAsia="Times New Roman" w:hAnsi="Times New Roman" w:cs="Times New Roman"/>
-          <w:b/>
+          <w:lang w:val="ru-RU"/>
+        </w:rPr>
+        <w:t>«Мови та парадигми програмування»</w:t>
+      </w:r>
+    </w:p>
+    <w:p>
+      <w:pPr>
+        <w:spacing w:after="0" w:line="240" w:lineRule="auto"/>
+        <w:jc w:val="center"/>
+        <w:rPr>
+          <w:rFonts w:ascii="Times New Roman" w:eastAsia="Times New Roman" w:hAnsi="Times New Roman" w:cs="Times New Roman"/>
+          <w:sz w:val="24"/>
+          <w:szCs w:val="24"/>
+          <w:lang w:val="ru-RU"/>
+        </w:rPr>
+      </w:pPr>
+      <w:r>
+        <w:rPr>
+          <w:rFonts w:ascii="Times New Roman" w:eastAsia="Times New Roman" w:hAnsi="Times New Roman" w:cs="Times New Roman"/>
+          <w:color w:val="000000"/>
           <w:sz w:val="28"/>
           <w:szCs w:val="28"/>
-          <w:lang w:val="en-US"/>
-        </w:rPr>
-        <w:t>Lab</w:t>
-      </w:r>
-      <w:r>
-        <w:rPr>
-          <w:rFonts w:ascii="Times New Roman" w:eastAsia="Times New Roman" w:hAnsi="Times New Roman" w:cs="Times New Roman"/>
-          <w:b/>
+          <w:lang w:val="ru-RU"/>
+        </w:rPr>
+        <w:t>до:</w:t>
+      </w:r>
+    </w:p>
+    <w:p>
+      <w:pPr>
+        <w:spacing w:after="0" w:line="240" w:lineRule="auto"/>
+        <w:jc w:val="center"/>
+        <w:rPr>
+          <w:rFonts w:ascii="Times New Roman" w:eastAsia="Times New Roman" w:hAnsi="Times New Roman" w:cs="Times New Roman"/>
+          <w:sz w:val="24"/>
+          <w:szCs w:val="24"/>
+          <w:lang w:val="ru-RU"/>
+        </w:rPr>
+      </w:pPr>
+      <w:r>
+        <w:rPr>
+          <w:rFonts w:ascii="Times New Roman" w:eastAsia="Times New Roman" w:hAnsi="Times New Roman" w:cs="Times New Roman"/>
+          <w:color w:val="000000"/>
           <w:sz w:val="28"/>
           <w:szCs w:val="28"/>
-          <w:lang w:val="en-US"/>
-        </w:rPr>
-        <w:t xml:space="preserve"> 1</w:t>
-      </w:r>
-      <w:r>
-        <w:rPr>
-          <w:rFonts w:ascii="Times New Roman" w:eastAsia="Times New Roman" w:hAnsi="Times New Roman" w:cs="Times New Roman"/>
-          <w:b/>
+          <w:lang w:val="ru-RU"/>
+        </w:rPr>
+        <w:t>ВНС Лабораторної Роботи № 1 </w:t>
+      </w:r>
+    </w:p>
+    <w:p>
+      <w:pPr>
+        <w:spacing w:after="0" w:line="240" w:lineRule="auto"/>
+        <w:jc w:val="center"/>
+        <w:rPr>
+          <w:rFonts w:ascii="Times New Roman" w:eastAsia="Times New Roman" w:hAnsi="Times New Roman" w:cs="Times New Roman"/>
+          <w:sz w:val="24"/>
+          <w:szCs w:val="24"/>
+          <w:lang w:val="ru-RU"/>
+        </w:rPr>
+      </w:pPr>
+      <w:r>
+        <w:rPr>
+          <w:rFonts w:ascii="Times New Roman" w:eastAsia="Times New Roman" w:hAnsi="Times New Roman" w:cs="Times New Roman"/>
+          <w:color w:val="000000"/>
           <w:sz w:val="28"/>
           <w:szCs w:val="28"/>
-          <w:lang w:val="en-US"/>
-        </w:rPr>
-        <w:t>v</w:t>
-      </w:r>
-      <w:r>
-        <w:rPr>
-          <w:rFonts w:ascii="Times New Roman" w:eastAsia="Times New Roman" w:hAnsi="Times New Roman" w:cs="Times New Roman"/>
-          <w:b/>
+          <w:lang w:val="ru-RU"/>
+        </w:rPr>
+        <w:t>Алготестер Лабораторної Роботи № 1</w:t>
+      </w:r>
+    </w:p>
+    <w:p>
+      <w:pPr>
+        <w:spacing w:after="0" w:line="240" w:lineRule="auto"/>
+        <w:jc w:val="center"/>
+        <w:rPr>
+          <w:rFonts w:ascii="Times New Roman" w:eastAsia="Times New Roman" w:hAnsi="Times New Roman" w:cs="Times New Roman"/>
+          <w:sz w:val="24"/>
+          <w:szCs w:val="24"/>
+          <w:lang w:val="ru-RU"/>
+        </w:rPr>
+      </w:pPr>
+      <w:r>
+        <w:rPr>
+          <w:rFonts w:ascii="Times New Roman" w:eastAsia="Times New Roman" w:hAnsi="Times New Roman" w:cs="Times New Roman"/>
+          <w:color w:val="000000"/>
           <w:sz w:val="28"/>
           <w:szCs w:val="28"/>
-          <w:lang w:val="en-US"/>
-        </w:rPr>
-        <w:t>3</w:t>
-      </w:r>
-      <w:r>
-        <w:rPr>
-          <w:rFonts w:ascii="Times New Roman" w:eastAsia="Times New Roman" w:hAnsi="Times New Roman" w:cs="Times New Roman"/>
-          <w:b/>
-          <w:sz w:val="28"/>
-          <w:szCs w:val="28"/>
-          <w:lang w:val="en-US"/>
-        </w:rPr>
-        <w:t>. Practice Task</w:t>
-      </w:r>
-      <w:r>
-        <w:rPr>
-          <w:rFonts w:ascii="Times New Roman" w:eastAsia="Times New Roman" w:hAnsi="Times New Roman" w:cs="Times New Roman"/>
-          <w:b/>
-          <w:sz w:val="28"/>
-          <w:szCs w:val="28"/>
-          <w:lang w:val="en-US"/>
-        </w:rPr>
-        <w:t>)</w:t>
-      </w:r>
-    </w:p>
-    <w:p>
-      <w:pPr>
-        <w:spacing w:line="240" w:lineRule="auto"/>
-        <w:jc w:val="center"/>
-        <w:rPr>
-          <w:rFonts w:ascii="Times New Roman" w:eastAsia="Times New Roman" w:hAnsi="Times New Roman" w:cs="Times New Roman"/>
-          <w:sz w:val="28"/>
-          <w:szCs w:val="28"/>
-        </w:rPr>
-      </w:pPr>
-      <w:r>
-        <w:rPr>
-          <w:rFonts w:ascii="Times New Roman" w:eastAsia="Times New Roman" w:hAnsi="Times New Roman" w:cs="Times New Roman"/>
-          <w:b/>
-          <w:i/>
-          <w:sz w:val="28"/>
-          <w:szCs w:val="28"/>
-        </w:rPr>
-        <w:t xml:space="preserve">з дисципліни: </w:t>
-      </w:r>
-      <w:r>
-        <w:rPr>
-          <w:rFonts w:ascii="Times New Roman" w:eastAsia="Times New Roman" w:hAnsi="Times New Roman" w:cs="Times New Roman"/>
-          <w:sz w:val="28"/>
-          <w:szCs w:val="28"/>
-        </w:rPr>
-        <w:t>«Мови та парадигми програмування»</w:t>
-      </w:r>
-    </w:p>
-    <w:p>
-      <w:pPr>
-        <w:spacing w:line="240" w:lineRule="auto"/>
-        <w:jc w:val="center"/>
-        <w:rPr>
-          <w:rFonts w:ascii="Times New Roman" w:eastAsia="Times New Roman" w:hAnsi="Times New Roman" w:cs="Times New Roman"/>
-          <w:sz w:val="28"/>
-          <w:szCs w:val="28"/>
-        </w:rPr>
-      </w:pPr>
-      <w:r>
-        <w:rPr>
-          <w:rFonts w:ascii="Times New Roman" w:eastAsia="Times New Roman" w:hAnsi="Times New Roman" w:cs="Times New Roman"/>
-          <w:b/>
-          <w:i/>
-          <w:sz w:val="28"/>
-          <w:szCs w:val="28"/>
-        </w:rPr>
-        <w:t>з розділу</w:t>
-      </w:r>
-      <w:r>
-        <w:rPr>
-          <w:rFonts w:ascii="Times New Roman" w:eastAsia="Times New Roman" w:hAnsi="Times New Roman" w:cs="Times New Roman"/>
-          <w:sz w:val="28"/>
-          <w:szCs w:val="28"/>
-        </w:rPr>
-        <w:t xml:space="preserve">:  </w:t>
-      </w:r>
-      <w:r>
-        <w:rPr>
-          <w:rFonts w:ascii="Times New Roman" w:eastAsia="Times New Roman" w:hAnsi="Times New Roman" w:cs="Times New Roman"/>
-          <w:sz w:val="28"/>
-          <w:szCs w:val="28"/>
-        </w:rPr>
-        <w:t>«Лінійні та розгалужені алгоритми. Умовні оператори. Константи, змінні»</w:t>
+          <w:lang w:val="ru-RU"/>
+        </w:rPr>
+        <w:t>Практичних Робіт № 2</w:t>
       </w:r>
     </w:p>
     <w:p>
@@ -489,81 +454,92 @@
     </w:p>
     <w:p>
       <w:pPr>
-        <w:spacing w:line="240" w:lineRule="auto"/>
+        <w:spacing w:after="0" w:line="240" w:lineRule="auto"/>
         <w:jc w:val="right"/>
         <w:rPr>
           <w:rFonts w:ascii="Times New Roman" w:eastAsia="Times New Roman" w:hAnsi="Times New Roman" w:cs="Times New Roman"/>
+          <w:sz w:val="24"/>
+          <w:szCs w:val="24"/>
+          <w:lang w:val="ru-RU"/>
+        </w:rPr>
+      </w:pPr>
+      <w:r>
+        <w:rPr>
+          <w:rFonts w:ascii="Times New Roman" w:eastAsia="Times New Roman" w:hAnsi="Times New Roman" w:cs="Times New Roman"/>
           <w:b/>
-          <w:i/>
+          <w:bCs/>
+          <w:color w:val="000000"/>
           <w:sz w:val="28"/>
           <w:szCs w:val="28"/>
+          <w:lang w:val="ru-RU"/>
+        </w:rPr>
+        <w:t>Виконав:</w:t>
+      </w:r>
+    </w:p>
+    <w:p>
+      <w:pPr>
+        <w:spacing w:after="0" w:line="240" w:lineRule="auto"/>
+        <w:jc w:val="right"/>
+        <w:rPr>
+          <w:rFonts w:ascii="Times New Roman" w:eastAsia="Times New Roman" w:hAnsi="Times New Roman" w:cs="Times New Roman"/>
+          <w:sz w:val="24"/>
+          <w:szCs w:val="24"/>
+          <w:lang w:val="ru-RU"/>
         </w:rPr>
       </w:pPr>
       <w:r>
         <w:rPr>
           <w:rFonts w:ascii="Times New Roman" w:eastAsia="Times New Roman" w:hAnsi="Times New Roman" w:cs="Times New Roman"/>
           <w:b/>
+          <w:bCs/>
           <w:i/>
+          <w:iCs/>
+          <w:color w:val="000000"/>
           <w:sz w:val="28"/>
           <w:szCs w:val="28"/>
-        </w:rPr>
-        <w:t>Виконав:</w:t>
-      </w:r>
-    </w:p>
-    <w:p>
-      <w:pPr>
-        <w:spacing w:line="240" w:lineRule="auto"/>
-        <w:jc w:val="right"/>
-        <w:rPr>
-          <w:rFonts w:ascii="Times New Roman" w:eastAsia="Times New Roman" w:hAnsi="Times New Roman" w:cs="Times New Roman"/>
-          <w:b/>
-          <w:i/>
+          <w:lang w:val="ru-RU"/>
+        </w:rPr>
+        <w:t> </w:t>
+      </w:r>
+      <w:r>
+        <w:rPr>
+          <w:rFonts w:ascii="Times New Roman" w:eastAsia="Times New Roman" w:hAnsi="Times New Roman" w:cs="Times New Roman"/>
+          <w:color w:val="000000"/>
           <w:sz w:val="28"/>
           <w:szCs w:val="28"/>
-        </w:rPr>
-      </w:pPr>
-      <w:r>
-        <w:rPr>
-          <w:rFonts w:ascii="Times New Roman" w:eastAsia="Times New Roman" w:hAnsi="Times New Roman" w:cs="Times New Roman"/>
-          <w:b/>
-          <w:i/>
+          <w:lang w:val="ru-RU"/>
+        </w:rPr>
+        <w:t>Студент групи ШІ-</w:t>
+      </w:r>
+      <w:r>
+        <w:rPr>
+          <w:rFonts w:ascii="Times New Roman" w:eastAsia="Times New Roman" w:hAnsi="Times New Roman" w:cs="Times New Roman"/>
+          <w:color w:val="000000"/>
           <w:sz w:val="28"/>
           <w:szCs w:val="28"/>
-        </w:rPr>
-        <w:t xml:space="preserve"> </w:t>
-      </w:r>
-      <w:r>
-        <w:rPr>
-          <w:rFonts w:ascii="Times New Roman" w:eastAsia="Times New Roman" w:hAnsi="Times New Roman" w:cs="Times New Roman"/>
+          <w:lang w:val="ru-RU"/>
+        </w:rPr>
+        <w:t>12</w:t>
+      </w:r>
+    </w:p>
+    <w:p>
+      <w:pPr>
+        <w:spacing w:after="0" w:line="240" w:lineRule="auto"/>
+        <w:jc w:val="right"/>
+        <w:rPr>
+          <w:rFonts w:ascii="Times New Roman" w:eastAsia="Times New Roman" w:hAnsi="Times New Roman" w:cs="Times New Roman"/>
+          <w:sz w:val="24"/>
+          <w:szCs w:val="24"/>
+          <w:lang w:val="ru-RU"/>
+        </w:rPr>
+      </w:pPr>
+      <w:r>
+        <w:rPr>
+          <w:rFonts w:ascii="Times New Roman" w:eastAsia="Times New Roman" w:hAnsi="Times New Roman" w:cs="Times New Roman"/>
+          <w:color w:val="000000"/>
           <w:sz w:val="28"/>
           <w:szCs w:val="28"/>
-        </w:rPr>
-        <w:t>студент групи</w:t>
-      </w:r>
-      <w:r>
-        <w:rPr>
-          <w:rFonts w:ascii="Times New Roman" w:eastAsia="Times New Roman" w:hAnsi="Times New Roman" w:cs="Times New Roman"/>
-          <w:sz w:val="28"/>
-          <w:szCs w:val="28"/>
-        </w:rPr>
-        <w:t xml:space="preserve"> ШІ - 12</w:t>
-      </w:r>
-    </w:p>
-    <w:p>
-      <w:pPr>
-        <w:spacing w:line="240" w:lineRule="auto"/>
-        <w:jc w:val="right"/>
-        <w:rPr>
-          <w:rFonts w:ascii="Times New Roman" w:eastAsia="Times New Roman" w:hAnsi="Times New Roman" w:cs="Times New Roman"/>
-          <w:sz w:val="28"/>
-          <w:szCs w:val="28"/>
-        </w:rPr>
-      </w:pPr>
-      <w:r>
-        <w:rPr>
-          <w:rFonts w:ascii="Times New Roman" w:eastAsia="Times New Roman" w:hAnsi="Times New Roman" w:cs="Times New Roman"/>
-          <w:sz w:val="28"/>
-          <w:szCs w:val="28"/>
+          <w:lang w:val="ru-RU"/>
         </w:rPr>
         <w:t>Чумак Андрій Анатолійович</w:t>
       </w:r>
@@ -6972,28 +6948,28 @@
 </file>
 
 <file path=customXml/item1.xml><?xml version="1.0" encoding="utf-8"?>
+<b:Sources xmlns:b="http://schemas.openxmlformats.org/officeDocument/2006/bibliography" xmlns="http://schemas.openxmlformats.org/officeDocument/2006/bibliography" SelectedStyle="\APASixthEditionOfficeOnline.xsl" StyleName="APA" Version="6"/>
+</file>
+
+<file path=customXml/item2.xml><?xml version="1.0" encoding="utf-8"?>
 <go:gDocsCustomXmlDataStorage xmlns:go="http://customooxmlschemas.google.com/" xmlns:r="http://schemas.openxmlformats.org/officeDocument/2006/relationships" uri="GoogleDocsCustomDataVersion2">
   <go:docsCustomData xmlns:go="http://customooxmlschemas.google.com/" roundtripDataSignature="AMtx7miF3uuO2zwxqTW9bHUg0aYU52UxUg==">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</go:docsCustomData>
 </go:gDocsCustomXmlDataStorage>
 </file>
 
-<file path=customXml/item2.xml><?xml version="1.0" encoding="utf-8"?>
-<b:Sources xmlns:b="http://schemas.openxmlformats.org/officeDocument/2006/bibliography" xmlns="http://schemas.openxmlformats.org/officeDocument/2006/bibliography" SelectedStyle="\APASixthEditionOfficeOnline.xsl" StyleName="APA" Version="6"/>
+<file path=customXml/itemProps1.xml><?xml version="1.0" encoding="utf-8"?>
+<ds:datastoreItem xmlns:ds="http://schemas.openxmlformats.org/officeDocument/2006/customXml" ds:itemID="{AC97F271-8514-46E6-BB96-2DCB95AC6D4D}">
+  <ds:schemaRefs>
+    <ds:schemaRef ds:uri="http://schemas.openxmlformats.org/officeDocument/2006/bibliography"/>
+  </ds:schemaRefs>
+</ds:datastoreItem>
 </file>
 
-<file path=customXml/itemProps1.xml><?xml version="1.0" encoding="utf-8"?>
+<file path=customXml/itemProps2.xml><?xml version="1.0" encoding="utf-8"?>
 <ds:datastoreItem xmlns:ds="http://schemas.openxmlformats.org/officeDocument/2006/customXml" ds:itemID="{11111111-1234-1234-1234-123412341234}">
   <ds:schemaRefs>
     <ds:schemaRef ds:uri="http://customooxmlschemas.google.com/"/>
     <ds:schemaRef ds:uri="http://schemas.openxmlformats.org/officeDocument/2006/relationships"/>
   </ds:schemaRefs>
 </ds:datastoreItem>
-</file>
-
-<file path=customXml/itemProps2.xml><?xml version="1.0" encoding="utf-8"?>
-<ds:datastoreItem xmlns:ds="http://schemas.openxmlformats.org/officeDocument/2006/customXml" ds:itemID="{AC97F271-8514-46E6-BB96-2DCB95AC6D4D}">
-  <ds:schemaRefs>
-    <ds:schemaRef ds:uri="http://schemas.openxmlformats.org/officeDocument/2006/bibliography"/>
-  </ds:schemaRefs>
-</ds:datastoreItem>
 </file>